--- a/Glossary of memory terms v10.1.docx
+++ b/Glossary of memory terms v10.1.docx
@@ -175,7 +175,13 @@
         <w:t xml:space="preserve">: </w:t>
       </w:r>
       <w:r>
-        <w:t>A monument (palace with top to bottom rule) supplies several locations for general storage of historical figures. The name of the historical figure would be the statue itself, birth and death dates could be stored in the base of monument, and other important events would be scattered around the grounds of the monument.</w:t>
+        <w:t xml:space="preserve">A monument (palace with top to bottom rule) supplies several </w:t>
+      </w:r>
+      <w:r>
+        <w:t>defined areas</w:t>
+      </w:r>
+      <w:r>
+        <w:t xml:space="preserve"> for general storage of historical figures. The name of the historical figure would be the statue itself, birth and death dates could be stored in the base of monument, and other important events would be scattered around the grounds of the monument.</w:t>
       </w:r>
       <w:r>
         <w:br/>
@@ -689,7 +695,31 @@
         <w:t>Examples</w:t>
       </w:r>
       <w:r>
-        <w:t xml:space="preserve">: a peg of a cow placed in a location of a castle where the dwarves live </w:t>
+        <w:t>: a</w:t>
+      </w:r>
+      <w:r>
+        <w:t xml:space="preserve">n image </w:t>
+      </w:r>
+      <w:r>
+        <w:t>of a cow</w:t>
+      </w:r>
+      <w:r>
+        <w:t xml:space="preserve"> which is associated with the number seven and is</w:t>
+      </w:r>
+      <w:r>
+        <w:t xml:space="preserve"> placed </w:t>
+      </w:r>
+      <w:r>
+        <w:t>at (associated to)</w:t>
+      </w:r>
+      <w:r>
+        <w:t xml:space="preserve"> a </w:t>
+      </w:r>
+      <w:r>
+        <w:t>terrain peg</w:t>
+      </w:r>
+      <w:r>
+        <w:t xml:space="preserve"> of a castle where dwarves live </w:t>
       </w:r>
       <w:proofErr w:type="gramStart"/>
       <w:r>
@@ -1131,7 +1161,13 @@
         <w:t>fingers on a hand,</w:t>
       </w:r>
       <w:r>
-        <w:t xml:space="preserve"> locations on a memory object</w:t>
+        <w:t xml:space="preserve"> </w:t>
+      </w:r>
+      <w:r>
+        <w:t>designated constraints to an area</w:t>
+      </w:r>
+      <w:r>
+        <w:t xml:space="preserve"> on a memory object</w:t>
       </w:r>
       <w:r>
         <w:t>.</w:t>
@@ -2182,10 +2218,19 @@
         <w:t>Synonyms</w:t>
       </w:r>
       <w:r>
-        <w:t>: a location, an anchor point, storage point, data point, an encoded image, a locus (improper use)</w:t>
-      </w:r>
-      <w:r>
-        <w:t>, a cue.</w:t>
+        <w:t xml:space="preserve">: </w:t>
+      </w:r>
+      <w:r>
+        <w:t>peg</w:t>
+      </w:r>
+      <w:r>
+        <w:t>, anchor point, storage point, data point, encoded image, locu</w:t>
+      </w:r>
+      <w:r>
+        <w:t>s</w:t>
+      </w:r>
+      <w:r>
+        <w:t>, cue.</w:t>
       </w:r>
       <w:r>
         <w:br/>
@@ -2311,18 +2356,31 @@
         <w:t xml:space="preserve"> a peg system th</w:t>
       </w:r>
       <w:r>
-        <w:t>at uses each location to refer to another set of pegs.</w:t>
+        <w:t xml:space="preserve">at uses each </w:t>
+      </w:r>
+      <w:r>
+        <w:t>peg</w:t>
+      </w:r>
+      <w:r>
+        <w:t xml:space="preserve"> to refer to another set of pegs.</w:t>
       </w:r>
       <w:r>
         <w:t xml:space="preserve"> This system is used either to catalog a personal set of pegs or provide a category to other pegs.</w:t>
       </w:r>
       <w:r>
-        <w:br/>
-      </w:r>
-      <w:r>
-        <w:rPr>
-          <w:rStyle w:val="dataterm2"/>
-        </w:rPr>
+        <w:t xml:space="preserve"> Low on conciseness and association efficiency but high on design simplicity</w:t>
+      </w:r>
+      <w:r>
+        <w:t xml:space="preserve"> so after being attracted to the system, many people abandon it.</w:t>
+      </w:r>
+      <w:r>
+        <w:br/>
+      </w:r>
+      <w:r>
+        <w:rPr>
+          <w:rStyle w:val="dataterm2"/>
+        </w:rPr>
+        <w:lastRenderedPageBreak/>
         <w:t>Synonyms</w:t>
       </w:r>
       <w:r>
@@ -2379,7 +2437,6 @@
           <w:bCs/>
           <w:color w:val="C45911" w:themeColor="accent2" w:themeShade="BF"/>
         </w:rPr>
-        <w:lastRenderedPageBreak/>
         <w:t xml:space="preserve">information </w:t>
       </w:r>
       <w:r>
@@ -2888,7 +2945,7 @@
         <w:rPr>
           <w:rStyle w:val="dataterm"/>
         </w:rPr>
-        <w:t>location</w:t>
+        <w:t>vicinity</w:t>
       </w:r>
       <w:r>
         <w:t xml:space="preserve"> – </w:t>
@@ -2942,7 +2999,10 @@
         <w:t>Synonyms</w:t>
       </w:r>
       <w:r>
-        <w:t>: place-based narrative, archeological layers, scene.</w:t>
+        <w:t>: place-based narrative, archeological layers, scene</w:t>
+      </w:r>
+      <w:r>
+        <w:t>, area.</w:t>
       </w:r>
       <w:r>
         <w:br/>
@@ -3045,7 +3105,7 @@
         <w:rPr>
           <w:rStyle w:val="dataterm2"/>
         </w:rPr>
-        <w:t>location</w:t>
+        <w:t>vicinity</w:t>
       </w:r>
       <w:r>
         <w:t xml:space="preserve"> story or as one of the </w:t>
@@ -3069,7 +3129,10 @@
         <w:t>Synonyms</w:t>
       </w:r>
       <w:r>
-        <w:t>: topic or argument (rhetoric), place, position, location.</w:t>
+        <w:t>: topic or argument (rhetoric), place, position, location</w:t>
+      </w:r>
+      <w:r>
+        <w:t xml:space="preserve">, area, </w:t>
       </w:r>
     </w:p>
     <w:p>
@@ -3080,6 +3143,7 @@
           <w:bCs/>
           <w:color w:val="C45911" w:themeColor="accent2" w:themeShade="BF"/>
         </w:rPr>
+        <w:lastRenderedPageBreak/>
         <w:t>lukasa</w:t>
       </w:r>
       <w:r>
@@ -3140,11 +3204,7 @@
         <w:t>Bambudye</w:t>
       </w:r>
       <w:r>
-        <w:t xml:space="preserve">, the </w:t>
-      </w:r>
-      <w:r>
-        <w:lastRenderedPageBreak/>
-        <w:t>memory experts of the Luba people in the Congo</w:t>
+        <w:t>, the memory experts of the Luba people in the Congo</w:t>
       </w:r>
       <w:r>
         <w:t>, mostly during the eighteenth century</w:t>
@@ -4312,7 +4372,13 @@
       </w:r>
       <w:proofErr w:type="spellEnd"/>
       <w:r>
-        <w:t xml:space="preserve"> points, characters who are at locations but not associated with them.</w:t>
+        <w:t xml:space="preserve"> points, characters who are at </w:t>
+      </w:r>
+      <w:r>
+        <w:t>a terrain peg</w:t>
+      </w:r>
+      <w:r>
+        <w:t xml:space="preserve"> but not associated with them.</w:t>
       </w:r>
     </w:p>
     <w:p>
@@ -4613,7 +4679,10 @@
         <w:t xml:space="preserve">item pegs, </w:t>
       </w:r>
       <w:r>
-        <w:t>location peg</w:t>
+        <w:t>terrain</w:t>
+      </w:r>
+      <w:r>
+        <w:t xml:space="preserve"> peg</w:t>
       </w:r>
       <w:r>
         <w:t>s</w:t>
@@ -5065,7 +5134,13 @@
         <w:t xml:space="preserve"> in a basket who rears up out of his sleep and hisses at the bear.</w:t>
       </w:r>
       <w:r>
-        <w:t xml:space="preserve"> Using a 2-digit PAO to visualize six digits and putting that image in a location with a method of loci, a palace where each terrain peg is associated with a number or alphabet </w:t>
+        <w:t xml:space="preserve"> Using a 2-digit PAO to visualize six digits and putting that image in a </w:t>
+      </w:r>
+      <w:r>
+        <w:t>terrain peg</w:t>
+      </w:r>
+      <w:r>
+        <w:t xml:space="preserve">, where each is associated with a number or alphabet </w:t>
       </w:r>
       <w:r>
         <w:t>rule</w:t>
@@ -5463,10 +5538,16 @@
         <w:t>Terrain</w:t>
       </w:r>
       <w:r>
-        <w:t xml:space="preserve"> or location</w:t>
+        <w:t xml:space="preserve"> or </w:t>
+      </w:r>
+      <w:r>
+        <w:t>area or background</w:t>
       </w:r>
       <w:r>
         <w:t>.</w:t>
+      </w:r>
+      <w:r>
+        <w:t xml:space="preserve"> Location is overused as a descriptive term.</w:t>
       </w:r>
     </w:p>
     <w:bookmarkEnd w:id="1"/>
@@ -5772,7 +5853,7 @@
         <w:t xml:space="preserve">, MacGuffin, </w:t>
       </w:r>
       <w:r>
-        <w:t>location</w:t>
+        <w:t>vicinity</w:t>
       </w:r>
       <w:r>
         <w:t xml:space="preserve">, mixed </w:t>
@@ -6726,7 +6807,7 @@
         <w:t xml:space="preserve">: </w:t>
       </w:r>
       <w:r>
-        <w:t>location</w:t>
+        <w:t>area</w:t>
       </w:r>
       <w:r>
         <w:t>, background</w:t>
@@ -6735,7 +6816,7 @@
         <w:t xml:space="preserve">, </w:t>
       </w:r>
       <w:r>
-        <w:t xml:space="preserve">the context, the environment, a theme, a stage, </w:t>
+        <w:t xml:space="preserve">context, environment, theme, stage, </w:t>
       </w:r>
       <w:r>
         <w:t>scenery.</w:t>
@@ -6860,7 +6941,10 @@
         <w:t xml:space="preserve">body pegs, </w:t>
       </w:r>
       <w:r>
-        <w:t>a path around your house using significant locations</w:t>
+        <w:t xml:space="preserve">a path around your house using significant </w:t>
+      </w:r>
+      <w:r>
+        <w:t>physical areas</w:t>
       </w:r>
       <w:r>
         <w:t>, S</w:t>
@@ -7410,7 +7494,10 @@
         <w:t xml:space="preserve"> pegs, </w:t>
       </w:r>
       <w:r>
-        <w:t>location story</w:t>
+        <w:t>vicinity</w:t>
+      </w:r>
+      <w:r>
+        <w:t xml:space="preserve"> story</w:t>
       </w:r>
       <w:r>
         <w:t xml:space="preserve">, </w:t>
@@ -7815,7 +7902,7 @@
           <w:t>.</w:t>
         </w:r>
         <w:r>
-          <w:t>1</w:t>
+          <w:t>2</w:t>
         </w:r>
         <w:r>
           <w:tab/>
@@ -8861,7 +8948,7 @@
   <w:style w:type="paragraph" w:default="1" w:styleId="Normal">
     <w:name w:val="Normal"/>
     <w:qFormat/>
-    <w:rsid w:val="0054350F"/>
+    <w:rsid w:val="00102706"/>
   </w:style>
   <w:style w:type="paragraph" w:styleId="Heading1">
     <w:name w:val="heading 1"/>
@@ -8920,7 +9007,7 @@
     <w:uiPriority w:val="9"/>
     <w:unhideWhenUsed/>
     <w:qFormat/>
-    <w:rsid w:val="0054350F"/>
+    <w:rsid w:val="00102706"/>
     <w:pPr>
       <w:keepNext/>
       <w:keepLines/>
@@ -8944,7 +9031,7 @@
     <w:uiPriority w:val="9"/>
     <w:unhideWhenUsed/>
     <w:qFormat/>
-    <w:rsid w:val="0054350F"/>
+    <w:rsid w:val="00102706"/>
     <w:pPr>
       <w:keepNext/>
       <w:keepLines/>
@@ -8968,7 +9055,7 @@
     <w:uiPriority w:val="9"/>
     <w:unhideWhenUsed/>
     <w:qFormat/>
-    <w:rsid w:val="0054350F"/>
+    <w:rsid w:val="00102706"/>
     <w:pPr>
       <w:keepNext/>
       <w:keepLines/>
@@ -8988,7 +9075,7 @@
     <w:uiPriority w:val="1"/>
     <w:semiHidden/>
     <w:unhideWhenUsed/>
-    <w:rsid w:val="0054350F"/>
+    <w:rsid w:val="00102706"/>
   </w:style>
   <w:style w:type="table" w:default="1" w:styleId="TableNormal">
     <w:name w:val="Normal Table"/>
@@ -9010,14 +9097,14 @@
     <w:uiPriority w:val="99"/>
     <w:semiHidden/>
     <w:unhideWhenUsed/>
-    <w:rsid w:val="0054350F"/>
+    <w:rsid w:val="00102706"/>
   </w:style>
   <w:style w:type="character" w:customStyle="1" w:styleId="Heading5Char">
     <w:name w:val="Heading 5 Char"/>
     <w:basedOn w:val="DefaultParagraphFont"/>
     <w:link w:val="Heading5"/>
     <w:uiPriority w:val="9"/>
-    <w:rsid w:val="0054350F"/>
+    <w:rsid w:val="00102706"/>
     <w:rPr>
       <w:rFonts w:ascii="Franklin Gothic Medium Cond" w:eastAsiaTheme="majorEastAsia" w:hAnsi="Franklin Gothic Medium Cond" w:cstheme="majorBidi"/>
       <w:color w:val="C45911" w:themeColor="accent2" w:themeShade="BF"/>
@@ -9030,7 +9117,7 @@
     <w:basedOn w:val="DefaultParagraphFont"/>
     <w:uiPriority w:val="1"/>
     <w:qFormat/>
-    <w:rsid w:val="0054350F"/>
+    <w:rsid w:val="00102706"/>
     <w:rPr>
       <w:rFonts w:ascii="Tahoma" w:hAnsi="Tahoma" w:cs="Tahoma"/>
       <w:color w:val="4472C4" w:themeColor="accent1"/>
@@ -9044,7 +9131,7 @@
     <w:basedOn w:val="DefaultParagraphFont"/>
     <w:link w:val="Heading4"/>
     <w:uiPriority w:val="9"/>
-    <w:rsid w:val="0054350F"/>
+    <w:rsid w:val="00102706"/>
     <w:rPr>
       <w:rFonts w:ascii="Franklin Gothic Demi Cond" w:eastAsiaTheme="majorEastAsia" w:hAnsi="Franklin Gothic Demi Cond" w:cstheme="majorBidi"/>
       <w:color w:val="2F5496" w:themeColor="accent1" w:themeShade="BF"/>
@@ -9058,7 +9145,7 @@
     <w:basedOn w:val="DefaultParagraphFont"/>
     <w:link w:val="Heading3"/>
     <w:uiPriority w:val="9"/>
-    <w:rsid w:val="0054350F"/>
+    <w:rsid w:val="00102706"/>
     <w:rPr>
       <w:rFonts w:ascii="Franklin Gothic Heavy" w:eastAsiaTheme="majorEastAsia" w:hAnsi="Franklin Gothic Heavy" w:cstheme="majorBidi"/>
       <w:color w:val="1F3763" w:themeColor="accent1" w:themeShade="7F"/>
